--- a/resume/Anthony_Moncion_Product_Designer_Resume.docx
+++ b/resume/Anthony_Moncion_Product_Designer_Resume.docx
@@ -155,7 +155,7 @@
         <w:rPr>
           <w:b/>
         </w:rPr>
-        <w:t>Gourmet Glatt Delivery Optimization</w:t>
+        <w:t>Summer Grocery Delivery in the Catskills</w:t>
       </w:r>
       <w:r>
         <w:rPr>
